--- a/telechargements/word/19-Adhesion-guide-Membership-Guide.docx
+++ b/telechargements/word/19-Adhesion-guide-Membership-Guide.docx
@@ -593,7 +593,7 @@
         <w:spacing w:after="140"/>
       </w:pPr>
       <w:r>
-        <w:t xml:space="preserve">Pour les candidat·es en début de carrière, un stage supervisé ou une expérience pratique encadrée peut être reconnu dans le cadre de l'admission.</w:t>
+        <w:t xml:space="preserve">Pour les candidat·es en début de carrière, un stage supervisé ou une expérience pratique encadrée fait partie des exigences d'admission. Le stage doit comporter au minimum 540 heures dans le domaine, ou l'équivalent reconnu par le comité d'admission.</w:t>
       </w:r>
     </w:p>
     <w:p>
@@ -1281,7 +1281,7 @@
         <w:spacing w:after="140"/>
       </w:pPr>
       <w:r>
-        <w:t xml:space="preserve">For early-career applicants, a supervised internship or guided practical experience may be recognized as part of admission.</w:t>
+        <w:t xml:space="preserve">For early-career applicants, a supervised internship or guided practical experience is part of the admission requirements. The internship must total at least 540 hours in the field, or an equivalent recognized by the admissions committee.</w:t>
       </w:r>
     </w:p>
     <w:p>
@@ -1441,7 +1441,7 @@
         <w:sz w:val="15"/>
         <w:szCs w:val="15"/>
       </w:rPr>
-      <w:t xml:space="preserve">C.P. 0000, Fredericton (Nouveau-Brunswick) E3B 0A0   ·   info@apcnb.ca   ·   </w:t>
+      <w:t xml:space="preserve">C.P. 0000, Fredericton (Nouveau-Brunswick) E3B 0A0   ·   info@apcnb-nbpac.ca   ·   </w:t>
     </w:r>
     <w:r>
       <w:rPr>

--- a/telechargements/word/19-Adhesion-guide-Membership-Guide.docx
+++ b/telechargements/word/19-Adhesion-guide-Membership-Guide.docx
@@ -83,6 +83,20 @@
           <w:color w:val="5B6675"/>
         </w:rPr>
         <w:t xml:space="preserve">2 juin 2026</w:t>
+      </w:r>
+      <w:r>
+        <w:rPr>
+          <w:b/>
+          <w:bCs/>
+          <w:color w:val="15263F"/>
+        </w:rPr>
+        <w:t xml:space="preserve">    Mise à jour : </w:t>
+      </w:r>
+      <w:r>
+        <w:rPr>
+          <w:color w:val="5B6675"/>
+        </w:rPr>
+        <w:t xml:space="preserve">25 septembre 2026</w:t>
       </w:r>
     </w:p>
     <w:p>
@@ -771,6 +785,20 @@
           <w:color w:val="5B6675"/>
         </w:rPr>
         <w:t xml:space="preserve">June 2, 2026</w:t>
+      </w:r>
+      <w:r>
+        <w:rPr>
+          <w:b/>
+          <w:bCs/>
+          <w:color w:val="15263F"/>
+        </w:rPr>
+        <w:t xml:space="preserve">    Updated : </w:t>
+      </w:r>
+      <w:r>
+        <w:rPr>
+          <w:color w:val="5B6675"/>
+        </w:rPr>
+        <w:t xml:space="preserve">September 25, 2026</w:t>
       </w:r>
     </w:p>
     <w:p>

--- a/telechargements/word/19-Adhesion-guide-Membership-Guide.docx
+++ b/telechargements/word/19-Adhesion-guide-Membership-Guide.docx
@@ -575,7 +575,7 @@
         <w:spacing w:after="60"/>
       </w:pPr>
       <w:r>
-        <w:t xml:space="preserve">Paiement de la cotisation annuelle.</w:t>
+        <w:t xml:space="preserve">Paiement des frais d'étude de dossier (non remboursables) et de la cotisation annuelle.</w:t>
       </w:r>
     </w:p>
     <w:p>
@@ -1277,7 +1277,7 @@
         <w:spacing w:after="60"/>
       </w:pPr>
       <w:r>
-        <w:t xml:space="preserve">Payment of annual dues.</w:t>
+        <w:t xml:space="preserve">Payment of the non-refundable application review fee and the annual dues.</w:t>
       </w:r>
     </w:p>
     <w:p>

--- a/telechargements/word/19-Adhesion-guide-Membership-Guide.docx
+++ b/telechargements/word/19-Adhesion-guide-Membership-Guide.docx
@@ -1469,7 +1469,7 @@
         <w:sz w:val="15"/>
         <w:szCs w:val="15"/>
       </w:rPr>
-      <w:t xml:space="preserve">C.P. 0000, Fredericton (Nouveau-Brunswick) E3B 0A0   ·   info@apcnb-nbpac.ca   ·   </w:t>
+      <w:t xml:space="preserve">C.P. 0000, Fredericton (Nouveau-Brunswick) E3B 0A0   ·   info@apcnb-nbpac.ca   ·   Tél. 506-381-9495   ·   </w:t>
     </w:r>
     <w:r>
       <w:rPr>

--- a/telechargements/word/19-Adhesion-guide-Membership-Guide.docx
+++ b/telechargements/word/19-Adhesion-guide-Membership-Guide.docx
@@ -1469,7 +1469,7 @@
         <w:sz w:val="15"/>
         <w:szCs w:val="15"/>
       </w:rPr>
-      <w:t xml:space="preserve">C.P. 0000, Fredericton (Nouveau-Brunswick) E3B 0A0   ·   info@apcnb-nbpac.ca   ·   Tél. 506-381-9495   ·   </w:t>
+      <w:t xml:space="preserve">96, rue Weldon, Dieppe (Nouveau-Brunswick) E1C 5W2   ·   info@apcnb-nbpac.ca   ·   Tél. 506-381-9495   ·   </w:t>
     </w:r>
     <w:r>
       <w:rPr>

--- a/telechargements/word/19-Adhesion-guide-Membership-Guide.docx
+++ b/telechargements/word/19-Adhesion-guide-Membership-Guide.docx
@@ -96,7 +96,7 @@
         <w:rPr>
           <w:color w:val="5B6675"/>
         </w:rPr>
-        <w:t xml:space="preserve">25 septembre 2026</w:t>
+        <w:t xml:space="preserve">29 octobre 2026</w:t>
       </w:r>
     </w:p>
     <w:p>
@@ -798,7 +798,7 @@
         <w:rPr>
           <w:color w:val="5B6675"/>
         </w:rPr>
-        <w:t xml:space="preserve">September 25, 2026</w:t>
+        <w:t xml:space="preserve">October 29, 2026</w:t>
       </w:r>
     </w:p>
     <w:p>
